--- a/testakten/robotikrecht-roboterflotte-vellbruck-muenchen/19_post_market_monitoring_plan.docx
+++ b/testakten/robotikrecht-roboterflotte-vellbruck-muenchen/19_post_market_monitoring_plan.docx
@@ -37,7 +37,7 @@
         <w:jc w:val="left"/>
       </w:pPr>
       <w:r>
-        <w:t>Dieses Aktenstück betrifft Vorfälle, Reklamationen, Trends. Es ist nicht abschließend freigegeben. Die technische Seite spricht in Versionen, Tickets und Parametern; die rechtliche Seite muss daraus Rollen, Zweckbestimmung, Pflichtenkreis und Beweisrisiko bilden.</w:t>
+        <w:t>Dieser Plan organisiert die Marktbeobachtung nach Inverkehrbringen für alle Vellbruck-Produkte. Er verknüpft Vorfallserfassung, Reklamationen und Trendanalyse mit den Melde- und Korrekturprozessen.</w:t>
       </w:r>
     </w:p>
     <w:p>
@@ -56,13 +56,7 @@
         <w:pStyle w:val="ListBullet"/>
       </w:pPr>
       <w:r>
-        <w:rPr>
-          <w:b/>
-        </w:rPr>
-        <w:t>Vorfälle:</w:t>
-      </w:r>
-      <w:r>
-        <w:t xml:space="preserve"> Die Akte enthält hierzu widersprüchliche Hinweise. Für die rechtliche Bewertung muss geklärt werden, ob die Aussage aus Vertrag, Anleitung, Produktakte, Marketing, Logdaten oder nachträglicher Krisenkommunikation stammt.</w:t>
+        <w:t>Vorfälle: Sicherheitsrelevante Events (Not-Halt, near miss, Schutzfeldänderung) werden künftig automatisch aus VellNet Control in ein Vorfallsregister übernommen.</w:t>
       </w:r>
     </w:p>
     <w:p>
@@ -70,13 +64,7 @@
         <w:pStyle w:val="ListBullet"/>
       </w:pPr>
       <w:r>
-        <w:rPr>
-          <w:b/>
-        </w:rPr>
-        <w:t>Reklamationen:</w:t>
-      </w:r>
-      <w:r>
-        <w:t xml:space="preserve"> Die Akte enthält hierzu widersprüchliche Hinweise. Für die rechtliche Bewertung muss geklärt werden, ob die Aussage aus Vertrag, Anleitung, Produktakte, Marketing, Logdaten oder nachträglicher Krisenkommunikation stammt.</w:t>
+        <w:t>Reklamationen: Kundenreklamationen zu Sicherheitsthemen liefen bisher über den Vertrieb und erreichten QM verspätet oder gar nicht.</w:t>
       </w:r>
     </w:p>
     <w:p>
@@ -84,13 +72,7 @@
         <w:pStyle w:val="ListBullet"/>
       </w:pPr>
       <w:r>
-        <w:rPr>
-          <w:b/>
-        </w:rPr>
-        <w:t>Trends:</w:t>
-      </w:r>
-      <w:r>
-        <w:t xml:space="preserve"> Die Akte enthält hierzu widersprüchliche Hinweise. Für die rechtliche Bewertung muss geklärt werden, ob die Aussage aus Vertrag, Anleitung, Produktakte, Marketing, Logdaten oder nachträglicher Krisenkommunikation stammt.</w:t>
+        <w:t>Trends: Eine Trendauswertung über Flotten, Softwarestände und Einsatzumgebungen existiert nicht; Häufungen wie die Schutzfeld-Events wären bisher nicht aufgefallen.</w:t>
       </w:r>
     </w:p>
     <w:p>
@@ -109,7 +91,7 @@
         <w:jc w:val="left"/>
       </w:pPr>
       <w:r>
-        <w:t>Die Unterlage ist bewusst nicht glatt: Vertrieb, Technik, Datenschutz, Qualitätssicherung und Geschäftsführung verwenden nicht immer dieselben Produktnamen. Gerade daraus entsteht das juristische Problem, weil Zweckbestimmung, tatsächliche Nutzung, Werbeaussage und Updatepraxis auseinanderlaufen.</w:t>
+        <w:t>Bisher wurden Vorfälle dezentral im Ticketsystem des Supports erfasst; die zwei Beinaheunfälle vom 27.05.2026 (08:20 Uhr und 09:00 Uhr) erschienen dort nur als technische Events ohne Sicherheitskennzeichnung.</w:t>
       </w:r>
     </w:p>
     <w:p>
@@ -117,23 +99,7 @@
         <w:jc w:val="left"/>
       </w:pPr>
       <w:r>
-        <w:t>Für die rechtliche Bewertung müssen die technischen Annahmen jeweils mit der Produktakte abgeglichen werden. Eine Risikobeurteilung, die nur den Laborzustand beschreibt, trägt den Pilotbetrieb im Lager oder im Pflegezimmer nicht automatisch.</w:t>
-      </w:r>
-    </w:p>
-    <w:p>
-      <w:pPr>
-        <w:jc w:val="left"/>
-      </w:pPr>
-      <w:r>
-        <w:t>Die Akte enthält mehrere Spuren, die sich gegenseitig widersprechen: Der Betreiber spricht von einem autonomen Flottensystem, die CE-Unterlage von einem assistierten Transportmittel, die Marketingfolien von lernender Umgebungserkennung und die Bedienungsanleitung von festen Sicherheitszonen.</w:t>
-      </w:r>
-    </w:p>
-    <w:p>
-      <w:pPr>
-        <w:jc w:val="left"/>
-      </w:pPr>
-      <w:r>
-        <w:t>Die Kanzlei soll keine finale technische Konformität bescheinigen, sondern entscheiden, welche Unterlagen fehlen, welche Sofortmaßnahmen nötig sind und welche Aussagen gegenüber Behörde, Kunden, Versicherer und Betroffenen vertretbar sind.</w:t>
+        <w:t>Der Versicherer und die Marktüberwachung erwarten eine nachvollziehbare Vorfallshistorie; deren Fehlen wäre bei Offenlegung ein eigenes Risiko.</w:t>
       </w:r>
     </w:p>
     <w:p>
@@ -152,10 +118,7 @@
         <w:pStyle w:val="Heading3"/>
       </w:pPr>
       <w:r>
-        <w:rPr>
-          <w:rFonts w:ascii="Times New Roman" w:hAnsi="Times New Roman"/>
-        </w:rPr>
-        <w:t>Punkt 1</w:t>
+        <w:t>Vorfälle</w:t>
       </w:r>
     </w:p>
     <w:p>
@@ -163,7 +126,15 @@
         <w:jc w:val="left"/>
       </w:pPr>
       <w:r>
-        <w:t>Im Gespräch mit Leonie Rottkamp, Bertram Kiendl und Jasper Rodenwald wurde deutlich, dass die Produktlinie nicht mit einer einzigen rechtlichen Schublade erfasst werden kann. Die Vellbruck Robotics GmbH liefert Hardware, Steuerungssoftware, Cloudfunktionen, Wartung und gelegentlich eine kundenspezifische Parametrisierung. Beim Betreiber Münchner Feinlogistik GmbH wurden Schutzfelder verändert, ohne dass klar ist, ob dies vom Admin-Panel gedeckt oder nur technisch möglich war. Der Pflegepilot im St.-Ludgerus-Klinikum München-Sendling verschärft die Lage, weil dort Sensorik, vulnerable Personen und medizinische Nähe zusammentreffen.</w:t>
+        <w:t>Das Register erhält Schweregrade und Eskalationsschwellen; die Events des 27.05.2026 werden rückwirkend eingepflegt und bewertet.</w:t>
+      </w:r>
+    </w:p>
+    <w:p>
+      <w:pPr>
+        <w:pStyle w:val="Heading3"/>
+      </w:pPr>
+      <w:r>
+        <w:t>Reklamationen</w:t>
       </w:r>
     </w:p>
     <w:p>
@@ -171,7 +142,7 @@
         <w:jc w:val="left"/>
       </w:pPr>
       <w:r>
-        <w:t>Für die anwaltliche Bearbeitung sollte zu diesem Punkt eine Belegspur angelegt werden: Dokument, Version, Datum, Verfasser, technische Quelle, rechtliche Relevanz und offene Rückfrage. Besonders gefährlich sind Formulierungen wie „selbstlernend“, „voll autonom“, „MDR-ready“, „sicher ohne Schutzzaun“ oder „keine personenbezogenen Daten“, wenn die technische Dokumentation das nicht trägt.</w:t>
+        <w:t>Reklamationen mit Sicherheitsbezug gehen künftig unmittelbar an QM und Recht; der Vertrieb erhält eine Abgrenzungsliste mit Beispielen.</w:t>
       </w:r>
     </w:p>
     <w:p>
@@ -179,10 +150,7 @@
         <w:pStyle w:val="Heading3"/>
       </w:pPr>
       <w:r>
-        <w:rPr>
-          <w:rFonts w:ascii="Times New Roman" w:hAnsi="Times New Roman"/>
-        </w:rPr>
-        <w:t>Punkt 2</w:t>
+        <w:t>Trends</w:t>
       </w:r>
     </w:p>
     <w:p>
@@ -190,150 +158,7 @@
         <w:jc w:val="left"/>
       </w:pPr>
       <w:r>
-        <w:t>Im Gespräch mit Leonie Rottkamp, Bertram Kiendl und Jasper Rodenwald wurde deutlich, dass die Produktlinie nicht mit einer einzigen rechtlichen Schublade erfasst werden kann. Die Vellbruck Robotics GmbH liefert Hardware, Steuerungssoftware, Cloudfunktionen, Wartung und gelegentlich eine kundenspezifische Parametrisierung. Beim Betreiber Münchner Feinlogistik GmbH wurden Schutzfelder verändert, ohne dass klar ist, ob dies vom Admin-Panel gedeckt oder nur technisch möglich war. Der Pflegepilot im St.-Ludgerus-Klinikum München-Sendling verschärft die Lage, weil dort Sensorik, vulnerable Personen und medizinische Nähe zusammentreffen.</w:t>
-      </w:r>
-    </w:p>
-    <w:p>
-      <w:pPr>
-        <w:jc w:val="left"/>
-      </w:pPr>
-      <w:r>
-        <w:t>Für die anwaltliche Bearbeitung sollte zu diesem Punkt eine Belegspur angelegt werden: Dokument, Version, Datum, Verfasser, technische Quelle, rechtliche Relevanz und offene Rückfrage. Besonders gefährlich sind Formulierungen wie „selbstlernend“, „voll autonom“, „MDR-ready“, „sicher ohne Schutzzaun“ oder „keine personenbezogenen Daten“, wenn die technische Dokumentation das nicht trägt.</w:t>
-      </w:r>
-    </w:p>
-    <w:p>
-      <w:pPr>
-        <w:pStyle w:val="Heading3"/>
-      </w:pPr>
-      <w:r>
-        <w:rPr>
-          <w:rFonts w:ascii="Times New Roman" w:hAnsi="Times New Roman"/>
-        </w:rPr>
-        <w:t>Punkt 3</w:t>
-      </w:r>
-    </w:p>
-    <w:p>
-      <w:pPr>
-        <w:jc w:val="left"/>
-      </w:pPr>
-      <w:r>
-        <w:t>Im Gespräch mit Leonie Rottkamp, Bertram Kiendl und Jasper Rodenwald wurde deutlich, dass die Produktlinie nicht mit einer einzigen rechtlichen Schublade erfasst werden kann. Die Vellbruck Robotics GmbH liefert Hardware, Steuerungssoftware, Cloudfunktionen, Wartung und gelegentlich eine kundenspezifische Parametrisierung. Beim Betreiber Münchner Feinlogistik GmbH wurden Schutzfelder verändert, ohne dass klar ist, ob dies vom Admin-Panel gedeckt oder nur technisch möglich war. Der Pflegepilot im St.-Ludgerus-Klinikum München-Sendling verschärft die Lage, weil dort Sensorik, vulnerable Personen und medizinische Nähe zusammentreffen.</w:t>
-      </w:r>
-    </w:p>
-    <w:p>
-      <w:pPr>
-        <w:jc w:val="left"/>
-      </w:pPr>
-      <w:r>
-        <w:t>Für die anwaltliche Bearbeitung sollte zu diesem Punkt eine Belegspur angelegt werden: Dokument, Version, Datum, Verfasser, technische Quelle, rechtliche Relevanz und offene Rückfrage. Besonders gefährlich sind Formulierungen wie „selbstlernend“, „voll autonom“, „MDR-ready“, „sicher ohne Schutzzaun“ oder „keine personenbezogenen Daten“, wenn die technische Dokumentation das nicht trägt.</w:t>
-      </w:r>
-    </w:p>
-    <w:p>
-      <w:pPr>
-        <w:pStyle w:val="Heading3"/>
-      </w:pPr>
-      <w:r>
-        <w:rPr>
-          <w:rFonts w:ascii="Times New Roman" w:hAnsi="Times New Roman"/>
-        </w:rPr>
-        <w:t>Punkt 4</w:t>
-      </w:r>
-    </w:p>
-    <w:p>
-      <w:pPr>
-        <w:jc w:val="left"/>
-      </w:pPr>
-      <w:r>
-        <w:t>Im Gespräch mit Leonie Rottkamp, Bertram Kiendl und Jasper Rodenwald wurde deutlich, dass die Produktlinie nicht mit einer einzigen rechtlichen Schublade erfasst werden kann. Die Vellbruck Robotics GmbH liefert Hardware, Steuerungssoftware, Cloudfunktionen, Wartung und gelegentlich eine kundenspezifische Parametrisierung. Beim Betreiber Münchner Feinlogistik GmbH wurden Schutzfelder verändert, ohne dass klar ist, ob dies vom Admin-Panel gedeckt oder nur technisch möglich war. Der Pflegepilot im St.-Ludgerus-Klinikum München-Sendling verschärft die Lage, weil dort Sensorik, vulnerable Personen und medizinische Nähe zusammentreffen.</w:t>
-      </w:r>
-    </w:p>
-    <w:p>
-      <w:pPr>
-        <w:jc w:val="left"/>
-      </w:pPr>
-      <w:r>
-        <w:t>Für die anwaltliche Bearbeitung sollte zu diesem Punkt eine Belegspur angelegt werden: Dokument, Version, Datum, Verfasser, technische Quelle, rechtliche Relevanz und offene Rückfrage. Besonders gefährlich sind Formulierungen wie „selbstlernend“, „voll autonom“, „MDR-ready“, „sicher ohne Schutzzaun“ oder „keine personenbezogenen Daten“, wenn die technische Dokumentation das nicht trägt.</w:t>
-      </w:r>
-    </w:p>
-    <w:p>
-      <w:pPr>
-        <w:pStyle w:val="Heading3"/>
-      </w:pPr>
-      <w:r>
-        <w:rPr>
-          <w:rFonts w:ascii="Times New Roman" w:hAnsi="Times New Roman"/>
-        </w:rPr>
-        <w:t>Punkt 5</w:t>
-      </w:r>
-    </w:p>
-    <w:p>
-      <w:pPr>
-        <w:jc w:val="left"/>
-      </w:pPr>
-      <w:r>
-        <w:t>Im Gespräch mit Leonie Rottkamp, Bertram Kiendl und Jasper Rodenwald wurde deutlich, dass die Produktlinie nicht mit einer einzigen rechtlichen Schublade erfasst werden kann. Die Vellbruck Robotics GmbH liefert Hardware, Steuerungssoftware, Cloudfunktionen, Wartung und gelegentlich eine kundenspezifische Parametrisierung. Beim Betreiber Münchner Feinlogistik GmbH wurden Schutzfelder verändert, ohne dass klar ist, ob dies vom Admin-Panel gedeckt oder nur technisch möglich war. Der Pflegepilot im St.-Ludgerus-Klinikum München-Sendling verschärft die Lage, weil dort Sensorik, vulnerable Personen und medizinische Nähe zusammentreffen.</w:t>
-      </w:r>
-    </w:p>
-    <w:p>
-      <w:pPr>
-        <w:jc w:val="left"/>
-      </w:pPr>
-      <w:r>
-        <w:t>Für die anwaltliche Bearbeitung sollte zu diesem Punkt eine Belegspur angelegt werden: Dokument, Version, Datum, Verfasser, technische Quelle, rechtliche Relevanz und offene Rückfrage. Besonders gefährlich sind Formulierungen wie „selbstlernend“, „voll autonom“, „MDR-ready“, „sicher ohne Schutzzaun“ oder „keine personenbezogenen Daten“, wenn die technische Dokumentation das nicht trägt.</w:t>
-      </w:r>
-    </w:p>
-    <w:p>
-      <w:pPr>
-        <w:pStyle w:val="Heading3"/>
-      </w:pPr>
-      <w:r>
-        <w:rPr>
-          <w:rFonts w:ascii="Times New Roman" w:hAnsi="Times New Roman"/>
-        </w:rPr>
-        <w:t>Punkt 6</w:t>
-      </w:r>
-    </w:p>
-    <w:p>
-      <w:pPr>
-        <w:jc w:val="left"/>
-      </w:pPr>
-      <w:r>
-        <w:t>Im Gespräch mit Leonie Rottkamp, Bertram Kiendl und Jasper Rodenwald wurde deutlich, dass die Produktlinie nicht mit einer einzigen rechtlichen Schublade erfasst werden kann. Die Vellbruck Robotics GmbH liefert Hardware, Steuerungssoftware, Cloudfunktionen, Wartung und gelegentlich eine kundenspezifische Parametrisierung. Beim Betreiber Münchner Feinlogistik GmbH wurden Schutzfelder verändert, ohne dass klar ist, ob dies vom Admin-Panel gedeckt oder nur technisch möglich war. Der Pflegepilot im St.-Ludgerus-Klinikum München-Sendling verschärft die Lage, weil dort Sensorik, vulnerable Personen und medizinische Nähe zusammentreffen.</w:t>
-      </w:r>
-    </w:p>
-    <w:p>
-      <w:pPr>
-        <w:jc w:val="left"/>
-      </w:pPr>
-      <w:r>
-        <w:t>Für die anwaltliche Bearbeitung sollte zu diesem Punkt eine Belegspur angelegt werden: Dokument, Version, Datum, Verfasser, technische Quelle, rechtliche Relevanz und offene Rückfrage. Besonders gefährlich sind Formulierungen wie „selbstlernend“, „voll autonom“, „MDR-ready“, „sicher ohne Schutzzaun“ oder „keine personenbezogenen Daten“, wenn die technische Dokumentation das nicht trägt.</w:t>
-      </w:r>
-    </w:p>
-    <w:p>
-      <w:pPr>
-        <w:pStyle w:val="Heading3"/>
-      </w:pPr>
-      <w:r>
-        <w:rPr>
-          <w:rFonts w:ascii="Times New Roman" w:hAnsi="Times New Roman"/>
-        </w:rPr>
-        <w:t>Punkt 7</w:t>
-      </w:r>
-    </w:p>
-    <w:p>
-      <w:pPr>
-        <w:jc w:val="left"/>
-      </w:pPr>
-      <w:r>
-        <w:t>Im Gespräch mit Leonie Rottkamp, Bertram Kiendl und Jasper Rodenwald wurde deutlich, dass die Produktlinie nicht mit einer einzigen rechtlichen Schublade erfasst werden kann. Die Vellbruck Robotics GmbH liefert Hardware, Steuerungssoftware, Cloudfunktionen, Wartung und gelegentlich eine kundenspezifische Parametrisierung. Beim Betreiber Münchner Feinlogistik GmbH wurden Schutzfelder verändert, ohne dass klar ist, ob dies vom Admin-Panel gedeckt oder nur technisch möglich war. Der Pflegepilot im St.-Ludgerus-Klinikum München-Sendling verschärft die Lage, weil dort Sensorik, vulnerable Personen und medizinische Nähe zusammentreffen.</w:t>
-      </w:r>
-    </w:p>
-    <w:p>
-      <w:pPr>
-        <w:jc w:val="left"/>
-      </w:pPr>
-      <w:r>
-        <w:t>Für die anwaltliche Bearbeitung sollte zu diesem Punkt eine Belegspur angelegt werden: Dokument, Version, Datum, Verfasser, technische Quelle, rechtliche Relevanz und offene Rückfrage. Besonders gefährlich sind Formulierungen wie „selbstlernend“, „voll autonom“, „MDR-ready“, „sicher ohne Schutzzaun“ oder „keine personenbezogenen Daten“, wenn die technische Dokumentation das nicht trägt.</w:t>
+        <w:t>Die Quartalsauswertung wird als fester Bericht an die Geschäftsführung etabliert; erste Auswertung zum 30.06.2026 mit Fokus auf Schutzfeld- und Override-Events.</w:t>
       </w:r>
     </w:p>
     <w:p>
@@ -352,7 +177,7 @@
         <w:pStyle w:val="ListBullet"/>
       </w:pPr>
       <w:r>
-        <w:t>Welche Firmware war am Unfalltag tatsächlich aktiv?</w:t>
+        <w:t>Welche Events gelten rückwirkend als meldepflichtige Vorfälle?</w:t>
       </w:r>
     </w:p>
     <w:p>
@@ -360,7 +185,7 @@
         <w:pStyle w:val="ListBullet"/>
       </w:pPr>
       <w:r>
-        <w:t>Welche Zweckbestimmung steht in der final ausgelieferten Anleitung?</w:t>
+        <w:t>Wie werden Betreiber zur Vorfallsmeldung vertraglich verpflichtet?</w:t>
       </w:r>
     </w:p>
     <w:p>
@@ -368,23 +193,7 @@
         <w:pStyle w:val="ListBullet"/>
       </w:pPr>
       <w:r>
-        <w:t>Welche Schutzfeldänderungen waren technisch möglich und vertraglich erlaubt?</w:t>
-      </w:r>
-    </w:p>
-    <w:p>
-      <w:pPr>
-        <w:pStyle w:val="ListBullet"/>
-      </w:pPr>
-      <w:r>
-        <w:t>Welche personenbezogenen Daten werden lokal, in der Cloud und in Supporttickets verarbeitet?</w:t>
-      </w:r>
-    </w:p>
-    <w:p>
-      <w:pPr>
-        <w:pStyle w:val="ListBullet"/>
-      </w:pPr>
-      <w:r>
-        <w:t>Welche Aussagen wurden gegenüber Kunden, Behörde und Versicherer bereits gemacht?</w:t>
+        <w:t>Wer verantwortet die Quartalsauswertung?</w:t>
       </w:r>
     </w:p>
     <w:sectPr>
